--- a/AI Fundamentals Course/Final_Certification_Test_Solution.docx
+++ b/AI Fundamentals Course/Final_Certification_Test_Solution.docx
@@ -2023,7 +2023,7 @@
         <w:ind w:left="360"/>
       </w:pPr>
       <w:r>
-        <w:t xml:space="preserve">Explanation: AI aims to create systems capable of intelligent behavior, including learning, reasoning, and problem-solving—tasks typically requiring human intelligence.</w:t>
+        <w:t>Explanation: AI aims to create systems capable of intelligent behavior, including learning, reasoning, and problem-solving, tasks typically requiring human intelligence.</w:t>
       </w:r>
       <w:r>
         <w:rPr>
